--- a/dissertation-docx/lampiran/lampG.docx
+++ b/dissertation-docx/lampiran/lampG.docx
@@ -15,7 +15,7 @@
         <w:pStyle w:val="Paragraf"/>
       </w:pPr>
     </w:p>
-    <w:bookmarkStart w:id="46" w:name="lamp:wdcnn_fsm"/>
+    <w:bookmarkStart w:id="52" w:name="lamp:wdcnn_fsm"/>
     <w:p>
       <w:pPr>
         <w:pStyle w:val="Lampiran"/>
@@ -274,7 +274,7 @@
       <w:r>
         <w:t xml:space="preserve">Tabel </w:t>
       </w:r>
-      <w:bookmarkStart w:id="47" w:name="tab_lampG_arsitektur_wdcnn"/>
+      <w:bookmarkStart w:id="53" w:name="tab_lampG_arsitektur_wdcnn"/>
       <w:r>
         <w:t xml:space="preserve">G.</w:t>
       </w:r>
@@ -283,7 +283,7 @@
           <w:t xml:space="preserve">1</w:t>
         </w:r>
       </w:fldSimple>
-      <w:bookmarkEnd w:id="47"/>
+      <w:bookmarkEnd w:id="53"/>
       <w:r>
         <w:t xml:space="preserve"> </w:t>
       </w:r>
@@ -332,6 +332,11 @@
       <w:r>
         <w:t xml:space="preserve">.</w:t>
       </w:r>
+    </w:p>
+    <w:p>
+      <w:pPr>
+        <w:pStyle w:val="Paragraf"/>
+      </w:pPr>
     </w:p>
     <w:tbl>
       <w:tblPr>
@@ -340,6 +345,14 @@
         <w:tblLook w:firstRow="1" w:lastRow="0" w:firstColumn="0" w:lastColumn="0" w:noHBand="0" w:noVBand="0" w:val="0020"/>
         <w:tblCaption w:val="Arsitektur WDCNN varian A (baseline) untuk klasifikasi 10 kelas CWRU. Total parameter ≈ 60.710. Sumber: (Suharto dan lainnya, 2025), adaptasi dari (Zhang dkk., 2017)."/>
         <w:tblLayout w:type="fixed"/>
+        <w:tblBorders>
+          <w:top w:val="single" w:sz="4" w:space="0" w:color="auto"/>
+          <w:left w:val="single" w:sz="4" w:space="0" w:color="auto"/>
+          <w:bottom w:val="single" w:sz="4" w:space="0" w:color="auto"/>
+          <w:right w:val="single" w:sz="4" w:space="0" w:color="auto"/>
+          <w:insideH w:val="single" w:sz="4" w:space="0" w:color="auto"/>
+          <w:insideV w:val="single" w:sz="4" w:space="0" w:color="auto"/>
+        </w:tblBorders>
       </w:tblPr>
       <w:tblGrid>
         <w:gridCol w:w="1133"/>
@@ -1687,7 +1700,7 @@
       <w:r>
         <w:t xml:space="preserve">Tabel </w:t>
       </w:r>
-      <w:bookmarkStart w:id="48" w:name="tab_lampG_training"/>
+      <w:bookmarkStart w:id="54" w:name="tab_lampG_training"/>
       <w:r>
         <w:t xml:space="preserve">G.</w:t>
       </w:r>
@@ -1696,7 +1709,7 @@
           <w:t xml:space="preserve">2</w:t>
         </w:r>
       </w:fldSimple>
-      <w:bookmarkEnd w:id="48"/>
+      <w:bookmarkEnd w:id="54"/>
       <w:r>
         <w:t xml:space="preserve"> </w:t>
       </w:r>
@@ -1709,6 +1722,11 @@
       <w:r>
         <w:t xml:space="preserve">dataset CWRU 10 kelas.</w:t>
       </w:r>
+    </w:p>
+    <w:p>
+      <w:pPr>
+        <w:pStyle w:val="Paragraf"/>
+      </w:pPr>
     </w:p>
     <w:tbl>
       <w:tblPr>
@@ -1717,6 +1735,14 @@
         <w:tblLook w:firstRow="1" w:lastRow="0" w:firstColumn="0" w:lastColumn="0" w:noHBand="0" w:noVBand="0" w:val="0020"/>
         <w:tblCaption w:val="Konfigurasi pelatihan WDCNN varian A (baseline) pada dataset CWRU 10 kelas."/>
         <w:tblLayout w:type="fixed"/>
+        <w:tblBorders>
+          <w:top w:val="single" w:sz="4" w:space="0" w:color="auto"/>
+          <w:left w:val="single" w:sz="4" w:space="0" w:color="auto"/>
+          <w:bottom w:val="single" w:sz="4" w:space="0" w:color="auto"/>
+          <w:right w:val="single" w:sz="4" w:space="0" w:color="auto"/>
+          <w:insideH w:val="single" w:sz="4" w:space="0" w:color="auto"/>
+          <w:insideV w:val="single" w:sz="4" w:space="0" w:color="auto"/>
+        </w:tblBorders>
       </w:tblPr>
       <w:tblGrid>
         <w:gridCol w:w="1983"/>
@@ -2763,7 +2789,7 @@
       <w:r>
         <w:t xml:space="preserve">Tabel </w:t>
       </w:r>
-      <w:bookmarkStart w:id="49" w:name="tab_lampG_ablasi_kernel"/>
+      <w:bookmarkStart w:id="55" w:name="tab_lampG_ablasi_kernel"/>
       <w:r>
         <w:t xml:space="preserve">G.</w:t>
       </w:r>
@@ -2772,7 +2798,7 @@
           <w:t xml:space="preserve">3</w:t>
         </w:r>
       </w:fldSimple>
-      <w:bookmarkEnd w:id="49"/>
+      <w:bookmarkEnd w:id="55"/>
       <w:r>
         <w:t xml:space="preserve"> </w:t>
       </w:r>
@@ -2835,6 +2861,11 @@
       <w:r>
         <w:t xml:space="preserve">.</w:t>
       </w:r>
+    </w:p>
+    <w:p>
+      <w:pPr>
+        <w:pStyle w:val="Paragraf"/>
+      </w:pPr>
     </w:p>
     <w:tbl>
       <w:tblPr>
@@ -2843,6 +2874,14 @@
         <w:tblLook w:firstRow="1" w:lastRow="0" w:firstColumn="0" w:lastColumn="0" w:noHBand="0" w:noVBand="0" w:val="0020"/>
         <w:tblCaption w:val="Studi ablasi variasi ukuran kernel lapisan pertama WDCNN pada dataset CWRU. Semua varian menggunakan stride 16 dan konfigurasi pelatihan identik. Sumber: (Suharto dan lainnya, 2025)."/>
         <w:tblLayout w:type="fixed"/>
+        <w:tblBorders>
+          <w:top w:val="single" w:sz="4" w:space="0" w:color="auto"/>
+          <w:left w:val="single" w:sz="4" w:space="0" w:color="auto"/>
+          <w:bottom w:val="single" w:sz="4" w:space="0" w:color="auto"/>
+          <w:right w:val="single" w:sz="4" w:space="0" w:color="auto"/>
+          <w:insideH w:val="single" w:sz="4" w:space="0" w:color="auto"/>
+          <w:insideV w:val="single" w:sz="4" w:space="0" w:color="auto"/>
+        </w:tblBorders>
       </w:tblPr>
       <w:tblGrid>
         <w:gridCol w:w="1322"/>
@@ -3631,7 +3670,7 @@
       </w:pPr>
     </w:p>
     <w:bookmarkEnd w:id="42"/>
-    <w:bookmarkStart w:id="45" w:name="lamp:wdcnn_fsm_full"/>
+    <w:bookmarkStart w:id="51" w:name="lamp:wdcnn_fsm_full"/>
     <w:p>
       <w:pPr>
         <w:pStyle w:val="Lampiransub1"/>
@@ -3787,276 +3826,62 @@
         <w:pStyle w:val="Paragraf"/>
       </w:pPr>
     </w:p>
-    <w:bookmarkStart w:id="43" w:name="fig:lampG_fsm_fullres"/>
-    <w:tbl>
-      <w:tblPr>
-        <w:tblStyle w:val="FigureTable"/>
-        <w:tblW w:type="dxa" w:w="7933"/>
-        <w:jc w:val="center"/>
-        <w:tblLook w:firstRow="0" w:lastRow="0" w:firstColumn="0" w:lastColumn="0"/>
-        <w:tblLayout w:type="fixed"/>
-      </w:tblPr>
-      <w:tblGrid>
-        <w:gridCol w:w="7933"/>
-      </w:tblGrid>
-      <w:tr>
-        <w:tc>
-          <w:tcPr>
-            <w:tcW w:w="7933" w:type="dxa"/>
-          </w:tcPr>
-          <w:p>
-            <w:pPr>
-              <w:pStyle w:val="Paragraf"/>
-              <w:jc w:val="center"/>
-            </w:pPr>
-            <w:r>
-              <w:rPr>
-                <w:i/>
-                <w:iCs/>
-              </w:rPr>
-              <w:t xml:space="preserve">[Gambar G.1 — FSM</w:t>
-            </w:r>
-            <w:r>
-              <w:rPr>
-                <w:i/>
-                <w:iCs/>
-              </w:rPr>
-              <w:t xml:space="preserve"> </w:t>
-            </w:r>
-            <w:r>
-              <w:rPr>
-                <w:i/>
-                <w:i/>
-                <w:iCs/>
-                <w:iCs/>
-              </w:rPr>
-              <w:t xml:space="preserve">Absolute</w:t>
-            </w:r>
-            <w:r>
-              <w:rPr>
-                <w:i/>
-                <w:iCs/>
-              </w:rPr>
-              <w:t xml:space="preserve"> </w:t>
-            </w:r>
-            <w:r>
-              <w:rPr>
-                <w:i/>
-                <w:i/>
-                <w:iCs/>
-                <w:iCs/>
-              </w:rPr>
-              <w:t xml:space="preserve">full-resolution</w:t>
-            </w:r>
-            <w:r>
-              <w:rPr>
-                <w:i/>
-                <w:iCs/>
-              </w:rPr>
-              <w:t xml:space="preserve"> </w:t>
-            </w:r>
-            <w:r>
-              <w:rPr>
-                <w:i/>
-                <w:iCs/>
-              </w:rPr>
-              <w:t xml:space="preserve">(resolusi penuh 10 × 2048),</w:t>
-            </w:r>
-            <w:r>
-              <w:rPr>
-                <w:i/>
-                <w:iCs/>
-              </w:rPr>
-              <w:t xml:space="preserve"> </w:t>
-            </w:r>
-            <w:r>
-              <w:rPr>
-                <w:i/>
-                <w:iCs/>
-              </w:rPr>
-              <w:t xml:space="preserve">varian A (</w:t>
-            </w:r>
-            <w:r>
-              <w:rPr>
-                <w:i/>
-                <w:i/>
-                <w:iCs/>
-                <w:iCs/>
-              </w:rPr>
-              <w:t xml:space="preserve">baseline</w:t>
-            </w:r>
-            <w:r>
-              <w:rPr>
-                <w:i/>
-                <w:iCs/>
-              </w:rPr>
-              <w:t xml:space="preserve"> </w:t>
-            </w:r>
-            <w:r>
-              <w:rPr>
-                <w:i/>
-                <w:iCs/>
-              </w:rPr>
-              <w:t xml:space="preserve">dengan BatchNorm). Setiap baris</w:t>
-            </w:r>
-            <w:r>
-              <w:rPr>
-                <w:i/>
-                <w:iCs/>
-              </w:rPr>
-              <w:t xml:space="preserve"> </w:t>
-            </w:r>
-            <w:r>
-              <w:rPr>
-                <w:i/>
-                <w:iCs/>
-              </w:rPr>
-              <w:t xml:space="preserve">mewakili satu kelas; intensitas warna menunjukkan</w:t>
-            </w:r>
-            <w:r>
-              <w:rPr>
-                <w:i/>
-                <w:iCs/>
-              </w:rPr>
-              <w:t xml:space="preserve"> </w:t>
-            </w:r>
-            <m:oMath>
-              <m:bar>
-                <m:barPr>
-                  <m:pos m:val="top"/>
-                </m:barPr>
-                <m:e>
-                  <m:r>
-                    <m:rPr>
-                      <m:sty m:val="p"/>
-                    </m:rPr>
-                    <m:t>|</m:t>
-                  </m:r>
-                  <m:sSup>
-                    <m:e>
-                      <m:r>
-                        <m:t>ϕ</m:t>
-                      </m:r>
-                    </m:e>
-                    <m:sup>
-                      <m:r>
-                        <m:rPr>
-                          <m:sty m:val="p"/>
-                        </m:rPr>
-                        <m:t>(</m:t>
-                      </m:r>
-                      <m:r>
-                        <m:t>c</m:t>
-                      </m:r>
-                      <m:r>
-                        <m:rPr>
-                          <m:sty m:val="p"/>
-                        </m:rPr>
-                        <m:t>)</m:t>
-                      </m:r>
-                    </m:sup>
-                  </m:sSup>
-                  <m:r>
-                    <m:rPr>
-                      <m:sty m:val="p"/>
-                    </m:rPr>
-                    <m:t>(</m:t>
-                  </m:r>
-                  <m:r>
-                    <m:t>x</m:t>
-                  </m:r>
-                  <m:r>
-                    <m:rPr>
-                      <m:sty m:val="p"/>
-                    </m:rPr>
-                    <m:t>)</m:t>
-                  </m:r>
-                  <m:r>
-                    <m:rPr>
-                      <m:sty m:val="p"/>
-                    </m:rPr>
-                    <m:t>[</m:t>
-                  </m:r>
-                  <m:r>
-                    <m:t>p</m:t>
-                  </m:r>
-                  <m:r>
-                    <m:rPr>
-                      <m:sty m:val="p"/>
-                    </m:rPr>
-                    <m:t>]</m:t>
-                  </m:r>
-                  <m:r>
-                    <m:rPr>
-                      <m:sty m:val="p"/>
-                    </m:rPr>
-                    <m:t>|</m:t>
-                  </m:r>
-                </m:e>
-              </m:bar>
-            </m:oMath>
-            <w:r>
-              <w:rPr>
-                <w:i/>
-                <w:iCs/>
-              </w:rPr>
-              <w:t xml:space="preserve"> </w:t>
-            </w:r>
-            <w:r>
-              <w:rPr>
-                <w:i/>
-                <w:iCs/>
-              </w:rPr>
-              <w:t xml:space="preserve">rata-rata 500 sampel uji.</w:t>
-            </w:r>
-            <w:r>
-              <w:rPr>
-                <w:i/>
-                <w:iCs/>
-              </w:rPr>
-              <w:t xml:space="preserve"> </w:t>
-            </w:r>
-            <w:r>
-              <w:rPr>
-                <w:i/>
-                <w:iCs/>
-              </w:rPr>
-              <w:t xml:space="preserve">Dihasilkan dari</w:t>
-            </w:r>
-            <w:r>
-              <w:rPr>
-                <w:i/>
-                <w:iCs/>
-              </w:rPr>
-              <w:t xml:space="preserve"> </w:t>
-            </w:r>
-            <w:r>
-              <w:rPr>
-                <w:rStyle w:val="VerbatimChar"/>
-                <w:i/>
-                <w:iCs/>
-              </w:rPr>
-              <w:t xml:space="preserve">Journal1_Fault_Signature_Maps.ipynb</w:t>
-            </w:r>
-            <w:r>
-              <w:rPr>
-                <w:i/>
-                <w:iCs/>
-              </w:rPr>
-              <w:t xml:space="preserve">.]</w:t>
-            </w:r>
-          </w:p>
-        </w:tc>
-      </w:tr>
-    </w:tbl>
+    <w:bookmarkStart w:id="46" w:name="fig:lampG_fsm_fullres"/>
     <w:p>
       <w:pPr>
+        <w:pStyle w:val="Gambar"/>
+      </w:pPr>
+      <w:r>
+        <w:drawing>
+          <wp:inline>
+            <wp:extent cx="4634458" cy="2317229"/>
+            <wp:effectExtent b="0" l="0" r="0" t="0"/>
+            <wp:docPr descr="" title="" id="44" name="Picture"/>
+            <a:graphic>
+              <a:graphicData uri="http://schemas.openxmlformats.org/drawingml/2006/picture">
+                <pic:pic>
+                  <pic:nvPicPr>
+                    <pic:cNvPr descr="assets/figures/lampG/lampG_fsm_varA.png" id="45" name="Picture"/>
+                    <pic:cNvPicPr>
+                      <a:picLocks noChangeArrowheads="1" noChangeAspect="1"/>
+                    </pic:cNvPicPr>
+                  </pic:nvPicPr>
+                  <pic:blipFill>
+                    <a:blip r:embed="rId43"/>
+                    <a:stretch>
+                      <a:fillRect/>
+                    </a:stretch>
+                  </pic:blipFill>
+                  <pic:spPr bwMode="auto">
+                    <a:xfrm>
+                      <a:off x="0" y="0"/>
+                      <a:ext cx="4634458" cy="2317229"/>
+                    </a:xfrm>
+                    <a:prstGeom prst="rect">
+                      <a:avLst/>
+                    </a:prstGeom>
+                    <a:noFill/>
+                    <a:ln w="9525">
+                      <a:noFill/>
+                      <a:headEnd/>
+                      <a:tailEnd/>
+                    </a:ln>
+                  </pic:spPr>
+                </pic:pic>
+              </a:graphicData>
+            </a:graphic>
+          </wp:inline>
+        </w:drawing>
+      </w:r>
+    </w:p>
+    <w:p>
+      <w:pPr>
         <w:pStyle w:val="JudulGambar"/>
       </w:pPr>
       <w:r>
         <w:t xml:space="preserve">Gambar </w:t>
       </w:r>
-      <w:bookmarkStart w:id="50" w:name="fig_lampG_fsm_fullres"/>
+      <w:bookmarkStart w:id="56" w:name="fig_lampG_fsm_fullres"/>
       <w:r>
         <w:t xml:space="preserve">G.</w:t>
       </w:r>
@@ -4065,7 +3890,7 @@
           <w:t xml:space="preserve">1</w:t>
         </w:r>
       </w:fldSimple>
-      <w:bookmarkEnd w:id="50"/>
+      <w:bookmarkEnd w:id="56"/>
       <w:r>
         <w:t xml:space="preserve"> </w:t>
       </w:r>
@@ -4111,37 +3936,13 @@
         <w:t xml:space="preserve"> </w:t>
       </w:r>
       <w:r>
-        <w:t xml:space="preserve">CWRU. Resolusi 2.048 posisi per kelas;</w:t>
-      </w:r>
-      <w:r>
-        <w:t xml:space="preserve"> </w:t>
-      </w:r>
-      <w:r>
-        <w:rPr>
-          <w:i/>
-          <w:iCs/>
-        </w:rPr>
-        <w:t xml:space="preserve">split-half</w:t>
-      </w:r>
-      <w:r>
-        <w:rPr>
-          <w:i/>
-          <w:iCs/>
-        </w:rPr>
-        <w:t xml:space="preserve"> </w:t>
-      </w:r>
-      <w:r>
-        <w:rPr>
-          <w:i/>
-          <w:iCs/>
-        </w:rPr>
-        <w:t xml:space="preserve">stability</w:t>
-      </w:r>
-      <w:r>
-        <w:t xml:space="preserve"> </w:t>
-      </w:r>
-      <w:r>
-        <w:t xml:space="preserve">= 0,940.</w:t>
+        <w:t xml:space="preserve">CWRU. Resolusi 2.048 posisi per kelas; model mencapai</w:t>
+      </w:r>
+      <w:r>
+        <w:t xml:space="preserve"> </w:t>
+      </w:r>
+      <w:r>
+        <w:t xml:space="preserve">akurasi 99,87% pada set uji.</w:t>
       </w:r>
     </w:p>
     <w:p>
@@ -4149,144 +3950,63 @@
         <w:pStyle w:val="Paragraf"/>
       </w:pPr>
     </w:p>
-    <w:bookmarkEnd w:id="43"/>
-    <w:bookmarkStart w:id="44" w:name="fig:lampG_fsm_fullres_nobn"/>
-    <w:tbl>
-      <w:tblPr>
-        <w:tblStyle w:val="FigureTable"/>
-        <w:tblW w:type="dxa" w:w="7933"/>
-        <w:jc w:val="center"/>
-        <w:tblLook w:firstRow="0" w:lastRow="0" w:firstColumn="0" w:lastColumn="0"/>
-        <w:tblLayout w:type="fixed"/>
-      </w:tblPr>
-      <w:tblGrid>
-        <w:gridCol w:w="7933"/>
-      </w:tblGrid>
-      <w:tr>
-        <w:tc>
-          <w:tcPr>
-            <w:tcW w:w="7933" w:type="dxa"/>
-          </w:tcPr>
-          <w:p>
-            <w:pPr>
-              <w:pStyle w:val="Paragraf"/>
-              <w:jc w:val="center"/>
-            </w:pPr>
-            <w:r>
-              <w:rPr>
-                <w:i/>
-                <w:iCs/>
-              </w:rPr>
-              <w:t xml:space="preserve">[Gambar G.2 — FSM</w:t>
-            </w:r>
-            <w:r>
-              <w:rPr>
-                <w:i/>
-                <w:iCs/>
-              </w:rPr>
-              <w:t xml:space="preserve"> </w:t>
-            </w:r>
-            <w:r>
-              <w:rPr>
-                <w:i/>
-                <w:i/>
-                <w:iCs/>
-                <w:iCs/>
-              </w:rPr>
-              <w:t xml:space="preserve">Absolute full-resolution</w:t>
-            </w:r>
-            <w:r>
-              <w:rPr>
-                <w:i/>
-                <w:iCs/>
-              </w:rPr>
-              <w:t xml:space="preserve"> </w:t>
-            </w:r>
-            <w:r>
-              <w:rPr>
-                <w:i/>
-                <w:iCs/>
-              </w:rPr>
-              <w:t xml:space="preserve">varian C (tanpa BatchNorm). Puncak atribusi lebih tajam</w:t>
-            </w:r>
-            <w:r>
-              <w:rPr>
-                <w:i/>
-                <w:iCs/>
-              </w:rPr>
-              <w:t xml:space="preserve"> </w:t>
-            </w:r>
-            <w:r>
-              <w:rPr>
-                <w:i/>
-                <w:iCs/>
-              </w:rPr>
-              <w:t xml:space="preserve">dan lebih terlokalisasi dibanding varian A;</w:t>
-            </w:r>
-            <w:r>
-              <w:rPr>
-                <w:i/>
-                <w:iCs/>
-              </w:rPr>
-              <w:t xml:space="preserve"> </w:t>
-            </w:r>
-            <w:r>
-              <w:rPr>
-                <w:i/>
-                <w:i/>
-                <w:iCs/>
-                <w:iCs/>
-              </w:rPr>
-              <w:t xml:space="preserve">discriminability</w:t>
-            </w:r>
-            <w:r>
-              <w:rPr>
-                <w:i/>
-                <w:iCs/>
-              </w:rPr>
-              <w:t xml:space="preserve"> </w:t>
-            </w:r>
-            <w:r>
-              <w:rPr>
-                <w:i/>
-                <w:iCs/>
-              </w:rPr>
-              <w:t xml:space="preserve">meningkat 133% menjadi 0,735. Dihasilkan dari</w:t>
-            </w:r>
-            <w:r>
-              <w:rPr>
-                <w:i/>
-                <w:iCs/>
-              </w:rPr>
-              <w:t xml:space="preserve"> </w:t>
-            </w:r>
-            <w:r>
-              <w:rPr>
-                <w:rStyle w:val="VerbatimChar"/>
-                <w:i/>
-                <w:iCs/>
-              </w:rPr>
-              <w:t xml:space="preserve">Journal1_Fault_Signature_Maps.ipynb</w:t>
-            </w:r>
-            <w:r>
-              <w:rPr>
-                <w:i/>
-                <w:iCs/>
-              </w:rPr>
-              <w:t xml:space="preserve">.]</w:t>
-            </w:r>
-          </w:p>
-        </w:tc>
-      </w:tr>
-    </w:tbl>
+    <w:bookmarkEnd w:id="46"/>
+    <w:bookmarkStart w:id="50" w:name="fig:lampG_fsm_fullres_nobn"/>
     <w:p>
       <w:pPr>
+        <w:pStyle w:val="Gambar"/>
+      </w:pPr>
+      <w:r>
+        <w:drawing>
+          <wp:inline>
+            <wp:extent cx="4634458" cy="2317229"/>
+            <wp:effectExtent b="0" l="0" r="0" t="0"/>
+            <wp:docPr descr="" title="" id="48" name="Picture"/>
+            <a:graphic>
+              <a:graphicData uri="http://schemas.openxmlformats.org/drawingml/2006/picture">
+                <pic:pic>
+                  <pic:nvPicPr>
+                    <pic:cNvPr descr="assets/figures/lampG/lampG_fsm_varC.png" id="49" name="Picture"/>
+                    <pic:cNvPicPr>
+                      <a:picLocks noChangeArrowheads="1" noChangeAspect="1"/>
+                    </pic:cNvPicPr>
+                  </pic:nvPicPr>
+                  <pic:blipFill>
+                    <a:blip r:embed="rId47"/>
+                    <a:stretch>
+                      <a:fillRect/>
+                    </a:stretch>
+                  </pic:blipFill>
+                  <pic:spPr bwMode="auto">
+                    <a:xfrm>
+                      <a:off x="0" y="0"/>
+                      <a:ext cx="4634458" cy="2317229"/>
+                    </a:xfrm>
+                    <a:prstGeom prst="rect">
+                      <a:avLst/>
+                    </a:prstGeom>
+                    <a:noFill/>
+                    <a:ln w="9525">
+                      <a:noFill/>
+                      <a:headEnd/>
+                      <a:tailEnd/>
+                    </a:ln>
+                  </pic:spPr>
+                </pic:pic>
+              </a:graphicData>
+            </a:graphic>
+          </wp:inline>
+        </w:drawing>
+      </w:r>
+    </w:p>
+    <w:p>
+      <w:pPr>
         <w:pStyle w:val="JudulGambar"/>
       </w:pPr>
       <w:r>
         <w:t xml:space="preserve">Gambar </w:t>
       </w:r>
-      <w:bookmarkStart w:id="51" w:name="fig_lampG_fsm_fullres_nobn"/>
+      <w:bookmarkStart w:id="57" w:name="fig_lampG_fsm_fullres_nobn"/>
       <w:r>
         <w:t xml:space="preserve">G.</w:t>
       </w:r>
@@ -4295,7 +4015,7 @@
           <w:t xml:space="preserve">2</w:t>
         </w:r>
       </w:fldSimple>
-      <w:bookmarkEnd w:id="51"/>
+      <w:bookmarkEnd w:id="57"/>
       <w:r>
         <w:t xml:space="preserve"> </w:t>
       </w:r>
@@ -4329,7 +4049,83 @@
         <w:t xml:space="preserve">BatchNorm</w:t>
       </w:r>
       <w:r>
-        <w:t xml:space="preserve">). Peningkatan</w:t>
+        <w:t xml:space="preserve">). Puncak atribusi lebih tajam dan</w:t>
+      </w:r>
+      <w:r>
+        <w:t xml:space="preserve"> </w:t>
+      </w:r>
+      <w:r>
+        <w:t xml:space="preserve">lebih terlokalisasi dibanding varian A; akurasi 92,0%</w:t>
+      </w:r>
+      <w:r>
+        <w:t xml:space="preserve"> </w:t>
+      </w:r>
+      <w:r>
+        <w:t xml:space="preserve">dengan</w:t>
+      </w:r>
+      <w:r>
+        <w:t xml:space="preserve"> </w:t>
+      </w:r>
+      <w:r>
+        <w:rPr>
+          <w:i/>
+          <w:iCs/>
+        </w:rPr>
+        <w:t xml:space="preserve">tradeoff</w:t>
+      </w:r>
+      <w:r>
+        <w:t xml:space="preserve"> </w:t>
+      </w:r>
+      <w:r>
+        <w:t xml:space="preserve">interpretabilitas yang meningkat.</w:t>
+      </w:r>
+    </w:p>
+    <w:p>
+      <w:pPr>
+        <w:pStyle w:val="Paragraf"/>
+      </w:pPr>
+    </w:p>
+    <w:bookmarkEnd w:id="50"/>
+    <w:p>
+      <w:pPr>
+        <w:pStyle w:val="Paragraf"/>
+      </w:pPr>
+      <w:r>
+        <w:t xml:space="preserve">Perbandingan kedua gambar ini memperlihatkan secara visual temuan</w:t>
+      </w:r>
+      <w:r>
+        <w:t xml:space="preserve"> </w:t>
+      </w:r>
+      <w:r>
+        <w:t xml:space="preserve">ablasi N2: penghapusan</w:t>
+      </w:r>
+      <w:r>
+        <w:t xml:space="preserve"> </w:t>
+      </w:r>
+      <w:r>
+        <w:rPr>
+          <w:i/>
+          <w:iCs/>
+        </w:rPr>
+        <w:t xml:space="preserve">BatchNorm</w:t>
+      </w:r>
+      <w:r>
+        <w:t xml:space="preserve"> </w:t>
+      </w:r>
+      <w:r>
+        <w:t xml:space="preserve">menghasilkan puncak atribusi</w:t>
+      </w:r>
+      <w:r>
+        <w:t xml:space="preserve"> </w:t>
+      </w:r>
+      <w:r>
+        <w:t xml:space="preserve">yang lebih tajam dan terlokalisasi, sehingga FSM antar-kelas lebih</w:t>
+      </w:r>
+      <w:r>
+        <w:t xml:space="preserve"> </w:t>
+      </w:r>
+      <w:r>
+        <w:t xml:space="preserve">mudah dibedakan secara visual maupun dengan metrik</w:t>
       </w:r>
       <w:r>
         <w:t xml:space="preserve"> </w:t>
@@ -4345,99 +4141,29 @@
         <w:t xml:space="preserve"> </w:t>
       </w:r>
       <w:r>
-        <w:t xml:space="preserve">133%</w:t>
-      </w:r>
-      <w:r>
-        <w:t xml:space="preserve"> </w:t>
-      </w:r>
-      <w:r>
-        <w:t xml:space="preserve">dibanding varian A dengan pengorbanan akurasi 3,60 pp.</w:t>
+        <w:t xml:space="preserve">kuantitatif. Panduan praktis pemilihan varian arsitektur berdasarkan</w:t>
+      </w:r>
+      <w:r>
+        <w:t xml:space="preserve"> </w:t>
+      </w:r>
+      <w:r>
+        <w:t xml:space="preserve">trade-off ini dijelaskan di Bab IV</w:t>
+      </w:r>
+      <w:r>
+        <w:t xml:space="preserve"> </w:t>
+      </w:r>
+      <w:r>
+        <w:t xml:space="preserve">Subbab IV.4.2 dan Bab VI</w:t>
+      </w:r>
+      <w:r>
+        <w:t xml:space="preserve"> </w:t>
+      </w:r>
+      <w:r>
+        <w:t xml:space="preserve">Subbab VI.2.</w:t>
       </w:r>
     </w:p>
-    <w:p>
-      <w:pPr>
-        <w:pStyle w:val="Paragraf"/>
-      </w:pPr>
-    </w:p>
-    <w:bookmarkEnd w:id="44"/>
-    <w:p>
-      <w:pPr>
-        <w:pStyle w:val="Paragraf"/>
-      </w:pPr>
-      <w:r>
-        <w:t xml:space="preserve">Perbandingan kedua gambar ini memperlihatkan secara visual temuan</w:t>
-      </w:r>
-      <w:r>
-        <w:t xml:space="preserve"> </w:t>
-      </w:r>
-      <w:r>
-        <w:t xml:space="preserve">ablasi N2: penghapusan</w:t>
-      </w:r>
-      <w:r>
-        <w:t xml:space="preserve"> </w:t>
-      </w:r>
-      <w:r>
-        <w:rPr>
-          <w:i/>
-          <w:iCs/>
-        </w:rPr>
-        <w:t xml:space="preserve">BatchNorm</w:t>
-      </w:r>
-      <w:r>
-        <w:t xml:space="preserve"> </w:t>
-      </w:r>
-      <w:r>
-        <w:t xml:space="preserve">menghasilkan puncak atribusi</w:t>
-      </w:r>
-      <w:r>
-        <w:t xml:space="preserve"> </w:t>
-      </w:r>
-      <w:r>
-        <w:t xml:space="preserve">yang lebih tajam dan terlokalisasi, sehingga FSM antar-kelas lebih</w:t>
-      </w:r>
-      <w:r>
-        <w:t xml:space="preserve"> </w:t>
-      </w:r>
-      <w:r>
-        <w:t xml:space="preserve">mudah dibedakan secara visual maupun dengan metrik</w:t>
-      </w:r>
-      <w:r>
-        <w:t xml:space="preserve"> </w:t>
-      </w:r>
-      <w:r>
-        <w:rPr>
-          <w:i/>
-          <w:iCs/>
-        </w:rPr>
-        <w:t xml:space="preserve">discriminability</w:t>
-      </w:r>
-      <w:r>
-        <w:t xml:space="preserve"> </w:t>
-      </w:r>
-      <w:r>
-        <w:t xml:space="preserve">kuantitatif. Panduan praktis pemilihan varian arsitektur berdasarkan</w:t>
-      </w:r>
-      <w:r>
-        <w:t xml:space="preserve"> </w:t>
-      </w:r>
-      <w:r>
-        <w:t xml:space="preserve">trade-off ini dijelaskan di Bab IV</w:t>
-      </w:r>
-      <w:r>
-        <w:t xml:space="preserve"> </w:t>
-      </w:r>
-      <w:r>
-        <w:t xml:space="preserve">Subbab IV.4.2 dan Bab VI</w:t>
-      </w:r>
-      <w:r>
-        <w:t xml:space="preserve"> </w:t>
-      </w:r>
-      <w:r>
-        <w:t xml:space="preserve">Subbab VI.2.</w:t>
-      </w:r>
-    </w:p>
-    <w:bookmarkEnd w:id="45"/>
-    <w:bookmarkEnd w:id="46"/>
+    <w:bookmarkEnd w:id="51"/>
+    <w:bookmarkEnd w:id="52"/>
     <w:sectPr>
       <w:footerReference r:id="rId9" w:type="default"/>
       <w:footerReference r:id="rId10" w:type="first"/>
